--- a/Fase 2/Manuales/SIGMA_Manual_EP03_Catálogos_del_sistema.docx
+++ b/Fase 2/Manuales/SIGMA_Manual_EP03_Catálogos_del_sistema.docx
@@ -421,13 +421,14 @@
         </w:tblBorders>
       </w:tblPr>
       <w:tblGrid>
-        <w:gridCol w:w="4873"/>
-        <w:gridCol w:w="4873"/>
+        <w:gridCol w:w="3249"/>
+        <w:gridCol w:w="3249"/>
+        <w:gridCol w:w="3249"/>
       </w:tblGrid>
       <w:tr>
         <w:tc>
           <w:tcPr>
-            <w:tcW w:type="dxa" w:w="3402"/>
+            <w:tcW w:type="dxa" w:w="2551"/>
             <w:shd w:val="clear" w:color="auto" w:fill="E8E5F7"/>
           </w:tcPr>
           <w:p>
@@ -443,7 +444,7 @@
         </w:tc>
         <w:tc>
           <w:tcPr>
-            <w:tcW w:type="dxa" w:w="6236"/>
+            <w:tcW w:type="dxa" w:w="3969"/>
             <w:shd w:val="clear" w:color="auto" w:fill="E8E5F7"/>
           </w:tcPr>
           <w:p>
@@ -453,7 +454,23 @@
                 <w:b/>
                 <w:sz w:val="19"/>
               </w:rPr>
-              <w:t>Ruta</w:t>
+              <w:t>Ruta en el menú</w:t>
+            </w:r>
+          </w:p>
+        </w:tc>
+        <w:tc>
+          <w:tcPr>
+            <w:tcW w:type="dxa" w:w="3118"/>
+            <w:shd w:val="clear" w:color="auto" w:fill="E8E5F7"/>
+          </w:tcPr>
+          <w:p>
+            <w:r/>
+            <w:r>
+              <w:rPr>
+                <w:b/>
+                <w:sz w:val="19"/>
+              </w:rPr>
+              <w:t>Pestañas que tiene</w:t>
             </w:r>
           </w:p>
         </w:tc>
@@ -461,7 +478,7 @@
       <w:tr>
         <w:tc>
           <w:tcPr>
-            <w:tcW w:type="dxa" w:w="3402"/>
+            <w:tcW w:type="dxa" w:w="2551"/>
           </w:tcPr>
           <w:p>
             <w:r/>
@@ -475,7 +492,7 @@
         </w:tc>
         <w:tc>
           <w:tcPr>
-            <w:tcW w:type="dxa" w:w="6236"/>
+            <w:tcW w:type="dxa" w:w="3969"/>
           </w:tcPr>
           <w:p>
             <w:r/>
@@ -487,11 +504,25 @@
             </w:r>
           </w:p>
         </w:tc>
+        <w:tc>
+          <w:tcPr>
+            <w:tcW w:type="dxa" w:w="3118"/>
+          </w:tcPr>
+          <w:p>
+            <w:r/>
+            <w:r>
+              <w:rPr>
+                <w:sz w:val="19"/>
+              </w:rPr>
+              <w:t>—</w:t>
+            </w:r>
+          </w:p>
+        </w:tc>
       </w:tr>
       <w:tr>
         <w:tc>
           <w:tcPr>
-            <w:tcW w:type="dxa" w:w="3402"/>
+            <w:tcW w:type="dxa" w:w="2551"/>
           </w:tcPr>
           <w:p>
             <w:r/>
@@ -505,7 +536,7 @@
         </w:tc>
         <w:tc>
           <w:tcPr>
-            <w:tcW w:type="dxa" w:w="6236"/>
+            <w:tcW w:type="dxa" w:w="3969"/>
           </w:tcPr>
           <w:p>
             <w:r/>
@@ -517,11 +548,25 @@
             </w:r>
           </w:p>
         </w:tc>
+        <w:tc>
+          <w:tcPr>
+            <w:tcW w:type="dxa" w:w="3118"/>
+          </w:tcPr>
+          <w:p>
+            <w:r/>
+            <w:r>
+              <w:rPr>
+                <w:sz w:val="19"/>
+              </w:rPr>
+              <w:t>—</w:t>
+            </w:r>
+          </w:p>
+        </w:tc>
       </w:tr>
       <w:tr>
         <w:tc>
           <w:tcPr>
-            <w:tcW w:type="dxa" w:w="3402"/>
+            <w:tcW w:type="dxa" w:w="2551"/>
           </w:tcPr>
           <w:p>
             <w:r/>
@@ -535,7 +580,7 @@
         </w:tc>
         <w:tc>
           <w:tcPr>
-            <w:tcW w:type="dxa" w:w="6236"/>
+            <w:tcW w:type="dxa" w:w="3969"/>
           </w:tcPr>
           <w:p>
             <w:r/>
@@ -544,6 +589,20 @@
                 <w:sz w:val="19"/>
               </w:rPr>
               <w:t>Sistema › Mantenedores › Unidades de medida</w:t>
+            </w:r>
+          </w:p>
+        </w:tc>
+        <w:tc>
+          <w:tcPr>
+            <w:tcW w:type="dxa" w:w="3118"/>
+          </w:tcPr>
+          <w:p>
+            <w:r/>
+            <w:r>
+              <w:rPr>
+                <w:sz w:val="19"/>
+              </w:rPr>
+              <w:t>—</w:t>
             </w:r>
           </w:p>
         </w:tc>
@@ -583,13 +642,14 @@
         </w:tblBorders>
       </w:tblPr>
       <w:tblGrid>
-        <w:gridCol w:w="4873"/>
-        <w:gridCol w:w="4873"/>
+        <w:gridCol w:w="3249"/>
+        <w:gridCol w:w="3249"/>
+        <w:gridCol w:w="3249"/>
       </w:tblGrid>
       <w:tr>
         <w:tc>
           <w:tcPr>
-            <w:tcW w:type="dxa" w:w="3402"/>
+            <w:tcW w:type="dxa" w:w="2551"/>
             <w:shd w:val="clear" w:color="auto" w:fill="E8E5F7"/>
           </w:tcPr>
           <w:p>
@@ -605,7 +665,7 @@
         </w:tc>
         <w:tc>
           <w:tcPr>
-            <w:tcW w:type="dxa" w:w="6236"/>
+            <w:tcW w:type="dxa" w:w="3969"/>
             <w:shd w:val="clear" w:color="auto" w:fill="E8E5F7"/>
           </w:tcPr>
           <w:p>
@@ -619,11 +679,27 @@
             </w:r>
           </w:p>
         </w:tc>
+        <w:tc>
+          <w:tcPr>
+            <w:tcW w:type="dxa" w:w="3118"/>
+            <w:shd w:val="clear" w:color="auto" w:fill="E8E5F7"/>
+          </w:tcPr>
+          <w:p>
+            <w:r/>
+            <w:r>
+              <w:rPr>
+                <w:b/>
+                <w:sz w:val="18"/>
+              </w:rPr>
+              <w:t>Pestañas que tiene</w:t>
+            </w:r>
+          </w:p>
+        </w:tc>
       </w:tr>
       <w:tr>
         <w:tc>
           <w:tcPr>
-            <w:tcW w:type="dxa" w:w="3402"/>
+            <w:tcW w:type="dxa" w:w="2551"/>
           </w:tcPr>
           <w:p>
             <w:r/>
@@ -637,7 +713,7 @@
         </w:tc>
         <w:tc>
           <w:tcPr>
-            <w:tcW w:type="dxa" w:w="6236"/>
+            <w:tcW w:type="dxa" w:w="3969"/>
           </w:tcPr>
           <w:p>
             <w:r/>
@@ -649,11 +725,25 @@
             </w:r>
           </w:p>
         </w:tc>
+        <w:tc>
+          <w:tcPr>
+            <w:tcW w:type="dxa" w:w="3118"/>
+          </w:tcPr>
+          <w:p>
+            <w:r/>
+            <w:r>
+              <w:rPr>
+                <w:sz w:val="18"/>
+              </w:rPr>
+              <w:t>—</w:t>
+            </w:r>
+          </w:p>
+        </w:tc>
       </w:tr>
       <w:tr>
         <w:tc>
           <w:tcPr>
-            <w:tcW w:type="dxa" w:w="3402"/>
+            <w:tcW w:type="dxa" w:w="2551"/>
           </w:tcPr>
           <w:p>
             <w:r/>
@@ -667,7 +757,7 @@
         </w:tc>
         <w:tc>
           <w:tcPr>
-            <w:tcW w:type="dxa" w:w="6236"/>
+            <w:tcW w:type="dxa" w:w="3969"/>
           </w:tcPr>
           <w:p>
             <w:r/>
@@ -679,11 +769,25 @@
             </w:r>
           </w:p>
         </w:tc>
+        <w:tc>
+          <w:tcPr>
+            <w:tcW w:type="dxa" w:w="3118"/>
+          </w:tcPr>
+          <w:p>
+            <w:r/>
+            <w:r>
+              <w:rPr>
+                <w:sz w:val="18"/>
+              </w:rPr>
+              <w:t>—</w:t>
+            </w:r>
+          </w:p>
+        </w:tc>
       </w:tr>
       <w:tr>
         <w:tc>
           <w:tcPr>
-            <w:tcW w:type="dxa" w:w="3402"/>
+            <w:tcW w:type="dxa" w:w="2551"/>
           </w:tcPr>
           <w:p>
             <w:r/>
@@ -697,7 +801,7 @@
         </w:tc>
         <w:tc>
           <w:tcPr>
-            <w:tcW w:type="dxa" w:w="6236"/>
+            <w:tcW w:type="dxa" w:w="3969"/>
           </w:tcPr>
           <w:p>
             <w:r/>
@@ -706,6 +810,20 @@
                 <w:sz w:val="18"/>
               </w:rPr>
               <w:t>Cliente › Configuración › Valor de catálogo (detalle)</w:t>
+            </w:r>
+          </w:p>
+        </w:tc>
+        <w:tc>
+          <w:tcPr>
+            <w:tcW w:type="dxa" w:w="3118"/>
+          </w:tcPr>
+          <w:p>
+            <w:r/>
+            <w:r>
+              <w:rPr>
+                <w:sz w:val="18"/>
+              </w:rPr>
+              <w:t>—</w:t>
             </w:r>
           </w:p>
         </w:tc>

--- a/Fase 2/Manuales/SIGMA_Manual_EP03_Catálogos_del_sistema.docx
+++ b/Fase 2/Manuales/SIGMA_Manual_EP03_Catálogos_del_sistema.docx
@@ -152,7 +152,7 @@
               <w:rPr>
                 <w:sz w:val="20"/>
               </w:rPr>
-              <w:t>3 visibles en el menú y 3 que se abren desde otra pantalla</w:t>
+              <w:t>1 en el menú y 1 que se abren desde ellas</w:t>
             </w:r>
           </w:p>
         </w:tc>
@@ -216,7 +216,7 @@
               <w:rPr>
                 <w:sz w:val="20"/>
               </w:rPr>
-              <w:t>1.0 · 01-10-2026</w:t>
+              <w:t>1.1 · 02-10-2026</w:t>
             </w:r>
           </w:p>
         </w:tc>
@@ -363,30 +363,6 @@
     </w:p>
     <w:p>
       <w:pPr>
-        <w:pStyle w:val="ListBullet"/>
-        <w:spacing w:after="60"/>
-      </w:pPr>
-      <w:r>
-        <w:rPr>
-          <w:sz w:val="21"/>
-        </w:rPr>
-        <w:t>Ver el mantenedor de paises</w:t>
-      </w:r>
-    </w:p>
-    <w:p>
-      <w:pPr>
-        <w:pStyle w:val="ListBullet"/>
-        <w:spacing w:after="60"/>
-      </w:pPr>
-      <w:r>
-        <w:rPr>
-          <w:sz w:val="21"/>
-        </w:rPr>
-        <w:t>Ver las unidades de medida</w:t>
-      </w:r>
-    </w:p>
-    <w:p>
-      <w:pPr>
         <w:pStyle w:val="Heading1"/>
       </w:pPr>
       <w:r>
@@ -403,7 +379,7 @@
           <w:i w:val="0"/>
           <w:sz w:val="22"/>
         </w:rPr>
-        <w:t>Desde el menú lateral:</w:t>
+        <w:t>Estas son las pantallas que usa el módulo, con la ruta exacta del menú lateral:</w:t>
       </w:r>
     </w:p>
     <w:tbl>
@@ -486,50 +462,6 @@
               <w:rPr>
                 <w:sz w:val="19"/>
               </w:rPr>
-              <w:t>Países</w:t>
-            </w:r>
-          </w:p>
-        </w:tc>
-        <w:tc>
-          <w:tcPr>
-            <w:tcW w:type="dxa" w:w="3969"/>
-          </w:tcPr>
-          <w:p>
-            <w:r/>
-            <w:r>
-              <w:rPr>
-                <w:sz w:val="19"/>
-              </w:rPr>
-              <w:t>Sistema › Geografía › Países</w:t>
-            </w:r>
-          </w:p>
-        </w:tc>
-        <w:tc>
-          <w:tcPr>
-            <w:tcW w:type="dxa" w:w="3118"/>
-          </w:tcPr>
-          <w:p>
-            <w:r/>
-            <w:r>
-              <w:rPr>
-                <w:sz w:val="19"/>
-              </w:rPr>
-              <w:t>—</w:t>
-            </w:r>
-          </w:p>
-        </w:tc>
-      </w:tr>
-      <w:tr>
-        <w:tc>
-          <w:tcPr>
-            <w:tcW w:type="dxa" w:w="2551"/>
-          </w:tcPr>
-          <w:p>
-            <w:r/>
-            <w:r>
-              <w:rPr>
-                <w:sz w:val="19"/>
-              </w:rPr>
               <w:t>Catálogos</w:t>
             </w:r>
           </w:p>
@@ -545,50 +477,6 @@
                 <w:sz w:val="19"/>
               </w:rPr>
               <w:t>Cliente › Configuración › Catálogos</w:t>
-            </w:r>
-          </w:p>
-        </w:tc>
-        <w:tc>
-          <w:tcPr>
-            <w:tcW w:type="dxa" w:w="3118"/>
-          </w:tcPr>
-          <w:p>
-            <w:r/>
-            <w:r>
-              <w:rPr>
-                <w:sz w:val="19"/>
-              </w:rPr>
-              <w:t>—</w:t>
-            </w:r>
-          </w:p>
-        </w:tc>
-      </w:tr>
-      <w:tr>
-        <w:tc>
-          <w:tcPr>
-            <w:tcW w:type="dxa" w:w="2551"/>
-          </w:tcPr>
-          <w:p>
-            <w:r/>
-            <w:r>
-              <w:rPr>
-                <w:sz w:val="19"/>
-              </w:rPr>
-              <w:t>Unidades de medida</w:t>
-            </w:r>
-          </w:p>
-        </w:tc>
-        <w:tc>
-          <w:tcPr>
-            <w:tcW w:type="dxa" w:w="3969"/>
-          </w:tcPr>
-          <w:p>
-            <w:r/>
-            <w:r>
-              <w:rPr>
-                <w:sz w:val="19"/>
-              </w:rPr>
-              <w:t>Sistema › Mantenedores › Unidades de medida</w:t>
             </w:r>
           </w:p>
         </w:tc>
@@ -707,94 +595,6 @@
               <w:rPr>
                 <w:sz w:val="18"/>
               </w:rPr>
-              <w:t>Pais (detalle)</w:t>
-            </w:r>
-          </w:p>
-        </w:tc>
-        <w:tc>
-          <w:tcPr>
-            <w:tcW w:type="dxa" w:w="3969"/>
-          </w:tcPr>
-          <w:p>
-            <w:r/>
-            <w:r>
-              <w:rPr>
-                <w:sz w:val="18"/>
-              </w:rPr>
-              <w:t>Sistema › Geografía › Pais (detalle)</w:t>
-            </w:r>
-          </w:p>
-        </w:tc>
-        <w:tc>
-          <w:tcPr>
-            <w:tcW w:type="dxa" w:w="3118"/>
-          </w:tcPr>
-          <w:p>
-            <w:r/>
-            <w:r>
-              <w:rPr>
-                <w:sz w:val="18"/>
-              </w:rPr>
-              <w:t>—</w:t>
-            </w:r>
-          </w:p>
-        </w:tc>
-      </w:tr>
-      <w:tr>
-        <w:tc>
-          <w:tcPr>
-            <w:tcW w:type="dxa" w:w="2551"/>
-          </w:tcPr>
-          <w:p>
-            <w:r/>
-            <w:r>
-              <w:rPr>
-                <w:sz w:val="18"/>
-              </w:rPr>
-              <w:t>Unidad de medida (detalle)</w:t>
-            </w:r>
-          </w:p>
-        </w:tc>
-        <w:tc>
-          <w:tcPr>
-            <w:tcW w:type="dxa" w:w="3969"/>
-          </w:tcPr>
-          <w:p>
-            <w:r/>
-            <w:r>
-              <w:rPr>
-                <w:sz w:val="18"/>
-              </w:rPr>
-              <w:t>Sistema › Mantenedores › Unidad de medida (detalle)</w:t>
-            </w:r>
-          </w:p>
-        </w:tc>
-        <w:tc>
-          <w:tcPr>
-            <w:tcW w:type="dxa" w:w="3118"/>
-          </w:tcPr>
-          <w:p>
-            <w:r/>
-            <w:r>
-              <w:rPr>
-                <w:sz w:val="18"/>
-              </w:rPr>
-              <w:t>—</w:t>
-            </w:r>
-          </w:p>
-        </w:tc>
-      </w:tr>
-      <w:tr>
-        <w:tc>
-          <w:tcPr>
-            <w:tcW w:type="dxa" w:w="2551"/>
-          </w:tcPr>
-          <w:p>
-            <w:r/>
-            <w:r>
-              <w:rPr>
-                <w:sz w:val="18"/>
-              </w:rPr>
               <w:t>Valor de catálogo (detalle)</w:t>
             </w:r>
           </w:p>
@@ -893,7 +693,7 @@
         <w:rPr>
           <w:sz w:val="21"/>
         </w:rPr>
-        <w:t>Entre a Países.</w:t>
+        <w:t>Entre a Catálogos.</w:t>
       </w:r>
     </w:p>
     <w:p>
@@ -906,7 +706,7 @@
           <w:color w:val="555555"/>
           <w:sz w:val="19"/>
         </w:rPr>
-        <w:t>Menú: Sistema › Geografía › Países</w:t>
+        <w:t>Menú: Cliente › Configuración › Catálogos</w:t>
       </w:r>
     </w:p>
     <w:p>
@@ -925,7 +725,26 @@
         <w:rPr>
           <w:sz w:val="21"/>
         </w:rPr>
-        <w:t>Abra el formulario y complete los datos.</w:t>
+        <w:t>Desde el listado, pulse «Nuevo» para crear, o elija la fila que quiere modificar. Se abre Valor de catálogo (detalle).</w:t>
+      </w:r>
+    </w:p>
+    <w:p>
+      <w:pPr>
+        <w:spacing w:after="40"/>
+      </w:pPr>
+      <w:r>
+        <w:rPr>
+          <w:b/>
+          <w:color w:val="4F46E5"/>
+          <w:sz w:val="21"/>
+        </w:rPr>
+        <w:t xml:space="preserve">Paso 3. </w:t>
+      </w:r>
+      <w:r>
+        <w:rPr>
+          <w:sz w:val="21"/>
+        </w:rPr>
+        <w:t>Complete los datos.</w:t>
       </w:r>
     </w:p>
     <w:p>
@@ -938,7 +757,7 @@
           <w:color w:val="555555"/>
           <w:sz w:val="19"/>
         </w:rPr>
-        <w:t>Hay 5 campos; 3 son obligatorios.</w:t>
+        <w:t>Son 5 campos; 3 obligatorios.</w:t>
       </w:r>
     </w:p>
     <w:tbl>
@@ -1333,7 +1152,7 @@
           <w:color w:val="4F46E5"/>
           <w:sz w:val="21"/>
         </w:rPr>
-        <w:t xml:space="preserve">Paso 3. </w:t>
+        <w:t xml:space="preserve">Paso 4. </w:t>
       </w:r>
       <w:r>
         <w:rPr>
@@ -1352,7 +1171,7 @@
           <w:color w:val="4F46E5"/>
           <w:sz w:val="21"/>
         </w:rPr>
-        <w:t xml:space="preserve">Paso 4. </w:t>
+        <w:t xml:space="preserve">Paso 5. </w:t>
       </w:r>
       <w:r>
         <w:rPr>
@@ -1619,7 +1438,7 @@
         <w:rPr>
           <w:sz w:val="21"/>
         </w:rPr>
-        <w:t>Entre a Países.</w:t>
+        <w:t>Entre a Catálogos.</w:t>
       </w:r>
     </w:p>
     <w:p>
@@ -1632,7 +1451,7 @@
           <w:color w:val="555555"/>
           <w:sz w:val="19"/>
         </w:rPr>
-        <w:t>Menú: Sistema › Geografía › Países</w:t>
+        <w:t>Menú: Cliente › Configuración › Catálogos</w:t>
       </w:r>
     </w:p>
     <w:p>
@@ -1651,7 +1470,7 @@
         <w:rPr>
           <w:sz w:val="21"/>
         </w:rPr>
-        <w:t>Ejecute la acción desde la pantalla.</w:t>
+        <w:t>Desde el listado, elija la fila que quiere consultar. Se abre Valor de catálogo (detalle).</w:t>
       </w:r>
     </w:p>
     <w:p>
@@ -1665,6 +1484,38 @@
           <w:sz w:val="21"/>
         </w:rPr>
         <w:t xml:space="preserve">Paso 3. </w:t>
+      </w:r>
+      <w:r>
+        <w:rPr>
+          <w:sz w:val="21"/>
+        </w:rPr>
+        <w:t>Revise la información que muestra Valor de catálogo (detalle).</w:t>
+      </w:r>
+    </w:p>
+    <w:p>
+      <w:pPr>
+        <w:spacing w:after="120"/>
+        <w:ind w:left="680"/>
+      </w:pPr>
+      <w:r>
+        <w:rPr>
+          <w:color w:val="555555"/>
+          <w:sz w:val="19"/>
+        </w:rPr>
+        <w:t>Es una consulta: no hay nada que llenar ni que guardar.</w:t>
+      </w:r>
+    </w:p>
+    <w:p>
+      <w:pPr>
+        <w:spacing w:after="40"/>
+      </w:pPr>
+      <w:r>
+        <w:rPr>
+          <w:b/>
+          <w:color w:val="4F46E5"/>
+          <w:sz w:val="21"/>
+        </w:rPr>
+        <w:t xml:space="preserve">Paso 4. </w:t>
       </w:r>
       <w:r>
         <w:rPr>
@@ -2258,7 +2109,7 @@
           <w:color w:val="555555"/>
           <w:sz w:val="18"/>
         </w:rPr>
-        <w:t>Generado desde el Product Backlog (historias, campos de entrada y criterios de aceptación) y desde la tabla Menus de la base. Para actualizarlo: python _scratch/gen_manual_modulo.py</w:t>
+        <w:t>Generado desde el Product Backlog (historias, campos de entrada y criterios de aceptación), desde la tabla Menus de la base y desde las pestañas leídas de los .aspx. Para actualizarlo: python _scratch/gen_manual_modulo.py</w:t>
       </w:r>
     </w:p>
     <w:sectPr>
